--- a/deliverables/final-defense/docs/Script_Oral.docx
+++ b/deliverables/final-defense/docs/Script_Oral.docx
@@ -634,31 +634,31 @@
               <w:jc w:val="left"/>
             </w:pPr>
             <w:r>
-              <w:t xml:space="preserve">Démonstration : la carte est détectée, contrôlée et capturée sans bouton</w:t>
-            </w:r>
-          </w:p>
-        </w:tc>
-        <w:tc>
-          <w:tcPr/>
-          <w:p>
-            <w:pPr>
-              <w:pStyle w:val="Compact"/>
-              <w:jc w:val="left"/>
-            </w:pPr>
-            <w:r>
-              <w:t xml:space="preserve">0:45</w:t>
-            </w:r>
-          </w:p>
-        </w:tc>
-        <w:tc>
-          <w:tcPr/>
-          <w:p>
-            <w:pPr>
-              <w:pStyle w:val="Compact"/>
-              <w:jc w:val="left"/>
-            </w:pPr>
-            <w:r>
-              <w:t xml:space="preserve">6:50</w:t>
+              <w:t xml:space="preserve">Après les deux captures, l’utilisateur vérifie, ajuste et exporte chaque face</w:t>
+            </w:r>
+          </w:p>
+        </w:tc>
+        <w:tc>
+          <w:tcPr/>
+          <w:p>
+            <w:pPr>
+              <w:pStyle w:val="Compact"/>
+              <w:jc w:val="left"/>
+            </w:pPr>
+            <w:r>
+              <w:t xml:space="preserve">0:25</w:t>
+            </w:r>
+          </w:p>
+        </w:tc>
+        <w:tc>
+          <w:tcPr/>
+          <w:p>
+            <w:pPr>
+              <w:pStyle w:val="Compact"/>
+              <w:jc w:val="left"/>
+            </w:pPr>
+            <w:r>
+              <w:t xml:space="preserve">6:30</w:t>
             </w:r>
           </w:p>
         </w:tc>
@@ -684,19 +684,19 @@
               <w:jc w:val="left"/>
             </w:pPr>
             <w:r>
-              <w:t xml:space="preserve">Après les deux captures, l’utilisateur vérifie, ajuste et exporte chaque face</w:t>
-            </w:r>
-          </w:p>
-        </w:tc>
-        <w:tc>
-          <w:tcPr/>
-          <w:p>
-            <w:pPr>
-              <w:pStyle w:val="Compact"/>
-              <w:jc w:val="left"/>
-            </w:pPr>
-            <w:r>
-              <w:t xml:space="preserve">0:25</w:t>
+              <w:t xml:space="preserve">Démonstration : de la carte posée devant la caméra à la page A4</w:t>
+            </w:r>
+          </w:p>
+        </w:tc>
+        <w:tc>
+          <w:tcPr/>
+          <w:p>
+            <w:pPr>
+              <w:pStyle w:val="Compact"/>
+              <w:jc w:val="left"/>
+            </w:pPr>
+            <w:r>
+              <w:t xml:space="preserve">0:45</w:t>
             </w:r>
           </w:p>
         </w:tc>
@@ -1802,17 +1802,17 @@
         <w:t xml:space="preserve"> </w:t>
       </w:r>
       <w:r>
-        <w:t xml:space="preserve">« Voyons-le en vrai. »</w:t>
+        <w:t xml:space="preserve">« Après la capture, l’utilisateur garde la main. »</w:t>
       </w:r>
     </w:p>
     <w:bookmarkEnd w:id="29"/>
-    <w:bookmarkStart w:id="30" w:name="X8dd0d381085e904203f0dbce0eb9590a43abc8f"/>
+    <w:bookmarkStart w:id="30" w:name="Xb7507e819247582baa5ad5164ca0a49677d2828"/>
     <w:p>
       <w:pPr>
         <w:pStyle w:val="Heading2"/>
       </w:pPr>
       <w:r>
-        <w:t xml:space="preserve">11. Démonstration : la carte est détectée, contrôlée et capturée sans bouton</w:t>
+        <w:t xml:space="preserve">11. Après les deux captures, l’utilisateur vérifie, ajuste et exporte chaque face</w:t>
       </w:r>
     </w:p>
     <w:p>
@@ -1824,49 +1824,69 @@
           <w:iCs/>
           <w:i/>
         </w:rPr>
-        <w:t xml:space="preserve">0:45 — cumul 6:50</w:t>
-      </w:r>
-    </w:p>
-    <w:p>
-      <w:pPr>
-        <w:pStyle w:val="BlockText"/>
-      </w:pPr>
-      <w:r>
-        <w:rPr>
-          <w:bCs/>
-          <w:b/>
-        </w:rPr>
-        <w:t xml:space="preserve">Vidéo :</w:t>
-      </w:r>
-      <w:r>
-        <w:t xml:space="preserve"> </w:t>
-      </w:r>
-      <w:r>
-        <w:t xml:space="preserve">40 s environ. Lancer la vidéo dès l’arrivée sur la diapositive (clic sur la vidéo). Pour l’intégrer : déposer le fichier dans build/assets/demo.mp4 puis relancer le script, ou dans PowerPoint : Insertion → Vidéo → Cet appareil, à la place du cadre, puis Lecture → Démarrer « Automatiquement ».</w:t>
-      </w:r>
-    </w:p>
-    <w:p>
-      <w:pPr>
-        <w:pStyle w:val="FirstParagraph"/>
-      </w:pPr>
-      <w:r>
-        <w:t xml:space="preserve">Voici le module en action.</w:t>
-      </w:r>
-      <w:r>
-        <w:t xml:space="preserve"> </w:t>
-      </w:r>
-      <w:r>
-        <w:rPr>
-          <w:bCs/>
-          <w:b/>
-        </w:rPr>
-        <w:t xml:space="preserve">[lancer la vidéo]</w:t>
-      </w:r>
-      <w:r>
-        <w:t xml:space="preserve"> </w:t>
-      </w:r>
-      <w:r>
-        <w:t xml:space="preserve">Le cadre est rouge tant que la carte n’est pas détectée, puis passe au vert. L’application guide l’utilisateur avec ses messages, et capture le recto toute seule dès que la netteté, la luminosité et la stabilité sont bonnes. Elle passe ensuite au verso, le reconnaît à ses trois indices, et le capture à son tour, sans aucun bouton.</w:t>
+        <w:t xml:space="preserve">0:25 — cumul 6:30</w:t>
+      </w:r>
+      <w:r>
+        <w:t xml:space="preserve"> </w:t>
+      </w:r>
+      <w:r>
+        <w:t xml:space="preserve">· clics : 3 clics : une capture d’écran par clic (vérification, recadrage, page A4).</w:t>
+      </w:r>
+    </w:p>
+    <w:p>
+      <w:pPr>
+        <w:pStyle w:val="BodyText"/>
+      </w:pPr>
+      <w:r>
+        <w:t xml:space="preserve">Une fois les deux faces capturées, l’utilisateur</w:t>
+      </w:r>
+      <w:r>
+        <w:t xml:space="preserve"> </w:t>
+      </w:r>
+      <w:r>
+        <w:rPr>
+          <w:bCs/>
+          <w:b/>
+        </w:rPr>
+        <w:t xml:space="preserve">[clic]</w:t>
+      </w:r>
+      <w:r>
+        <w:t xml:space="preserve"> </w:t>
+      </w:r>
+      <w:r>
+        <w:t xml:space="preserve">vérifie et règle contraste et netteté,</w:t>
+      </w:r>
+      <w:r>
+        <w:t xml:space="preserve"> </w:t>
+      </w:r>
+      <w:r>
+        <w:rPr>
+          <w:bCs/>
+          <w:b/>
+        </w:rPr>
+        <w:t xml:space="preserve">[clic]</w:t>
+      </w:r>
+      <w:r>
+        <w:t xml:space="preserve"> </w:t>
+      </w:r>
+      <w:r>
+        <w:t xml:space="preserve">ajuste le recadrage si besoin,</w:t>
+      </w:r>
+      <w:r>
+        <w:t xml:space="preserve"> </w:t>
+      </w:r>
+      <w:r>
+        <w:rPr>
+          <w:bCs/>
+          <w:b/>
+        </w:rPr>
+        <w:t xml:space="preserve">[clic]</w:t>
+      </w:r>
+      <w:r>
+        <w:t xml:space="preserve"> </w:t>
+      </w:r>
+      <w:r>
+        <w:t xml:space="preserve">puis exporte le recto, le verso et une page A4 à 300 dpi. Tout est traité sur l’appareil.</w:t>
       </w:r>
     </w:p>
     <w:p>
@@ -1884,17 +1904,17 @@
         <w:t xml:space="preserve"> </w:t>
       </w:r>
       <w:r>
-        <w:t xml:space="preserve">« Après la capture, l’utilisateur garde la main. »</w:t>
+        <w:t xml:space="preserve">« Voyons tout le parcours en vidéo. »</w:t>
       </w:r>
     </w:p>
     <w:bookmarkEnd w:id="30"/>
-    <w:bookmarkStart w:id="31" w:name="Xb7507e819247582baa5ad5164ca0a49677d2828"/>
+    <w:bookmarkStart w:id="31" w:name="Xd7597e391a89781a4d15bf4dc153fb101dc3ee0"/>
     <w:p>
       <w:pPr>
         <w:pStyle w:val="Heading2"/>
       </w:pPr>
       <w:r>
-        <w:t xml:space="preserve">12. Après les deux captures, l’utilisateur vérifie, ajuste et exporte chaque face</w:t>
+        <w:t xml:space="preserve">12. Démonstration : de la carte posée devant la caméra à la page A4</w:t>
       </w:r>
     </w:p>
     <w:p>
@@ -1906,69 +1926,49 @@
           <w:iCs/>
           <w:i/>
         </w:rPr>
-        <w:t xml:space="preserve">0:25 — cumul 7:15</w:t>
-      </w:r>
-      <w:r>
-        <w:t xml:space="preserve"> </w:t>
-      </w:r>
-      <w:r>
-        <w:t xml:space="preserve">· clics : 3 clics : une capture d’écran par clic (vérification, recadrage, page A4).</w:t>
-      </w:r>
-    </w:p>
-    <w:p>
-      <w:pPr>
-        <w:pStyle w:val="BodyText"/>
-      </w:pPr>
-      <w:r>
-        <w:t xml:space="preserve">Une fois les deux faces capturées, l’utilisateur</w:t>
-      </w:r>
-      <w:r>
-        <w:t xml:space="preserve"> </w:t>
-      </w:r>
-      <w:r>
-        <w:rPr>
-          <w:bCs/>
-          <w:b/>
-        </w:rPr>
-        <w:t xml:space="preserve">[clic]</w:t>
-      </w:r>
-      <w:r>
-        <w:t xml:space="preserve"> </w:t>
-      </w:r>
-      <w:r>
-        <w:t xml:space="preserve">vérifie et règle contraste et netteté,</w:t>
-      </w:r>
-      <w:r>
-        <w:t xml:space="preserve"> </w:t>
-      </w:r>
-      <w:r>
-        <w:rPr>
-          <w:bCs/>
-          <w:b/>
-        </w:rPr>
-        <w:t xml:space="preserve">[clic]</w:t>
-      </w:r>
-      <w:r>
-        <w:t xml:space="preserve"> </w:t>
-      </w:r>
-      <w:r>
-        <w:t xml:space="preserve">ajuste le recadrage si besoin,</w:t>
-      </w:r>
-      <w:r>
-        <w:t xml:space="preserve"> </w:t>
-      </w:r>
-      <w:r>
-        <w:rPr>
-          <w:bCs/>
-          <w:b/>
-        </w:rPr>
-        <w:t xml:space="preserve">[clic]</w:t>
-      </w:r>
-      <w:r>
-        <w:t xml:space="preserve"> </w:t>
-      </w:r>
-      <w:r>
-        <w:t xml:space="preserve">puis exporte le recto, le verso et une page A4 à 300 dpi. Tout est traité sur l’appareil.</w:t>
+        <w:t xml:space="preserve">0:45 — cumul 7:15</w:t>
+      </w:r>
+    </w:p>
+    <w:p>
+      <w:pPr>
+        <w:pStyle w:val="BlockText"/>
+      </w:pPr>
+      <w:r>
+        <w:rPr>
+          <w:bCs/>
+          <w:b/>
+        </w:rPr>
+        <w:t xml:space="preserve">Vidéo :</w:t>
+      </w:r>
+      <w:r>
+        <w:t xml:space="preserve"> </w:t>
+      </w:r>
+      <w:r>
+        <w:t xml:space="preserve">40 s environ. Lancer la vidéo dès l’arrivée sur la diapositive (clic sur la vidéo). Pour l’intégrer : déposer le fichier dans build/assets/demo.mp4 puis relancer le script, ou dans PowerPoint : Insertion → Vidéo → Cet appareil, à la place du cadre, puis Lecture → Démarrer « Automatiquement ».</w:t>
+      </w:r>
+    </w:p>
+    <w:p>
+      <w:pPr>
+        <w:pStyle w:val="FirstParagraph"/>
+      </w:pPr>
+      <w:r>
+        <w:t xml:space="preserve">Voici le module en action.</w:t>
+      </w:r>
+      <w:r>
+        <w:t xml:space="preserve"> </w:t>
+      </w:r>
+      <w:r>
+        <w:rPr>
+          <w:bCs/>
+          <w:b/>
+        </w:rPr>
+        <w:t xml:space="preserve">[lancer la vidéo]</w:t>
+      </w:r>
+      <w:r>
+        <w:t xml:space="preserve"> </w:t>
+      </w:r>
+      <w:r>
+        <w:t xml:space="preserve">Le cadre est rouge tant que la carte n’est pas détectée, puis passe au vert ; les messages guident l’utilisateur. Le recto est capturé tout seul dès que la netteté, la luminosité et la stabilité sont bonnes, puis l’application passe au verso et le capture à son tour. On arrive ensuite sur la vérification, l’ajustement et l’export de la page A4.</w:t>
       </w:r>
     </w:p>
     <w:p>
